--- a/shopify-setup/shopify-custom-pixel-setup-guide.docx
+++ b/shopify-setup/shopify-custom-pixel-setup-guide.docx
@@ -705,6 +705,71 @@
       </w:r>
       <w:r>
         <w:t>.</w:t>
+      </w:r>
+    </w:p>
+    <w:p>
+      <w:pPr>
+        <w:pStyle w:val="Aufzhlungszeichen"/>
+      </w:pPr>
+      <w:r>
+        <w:t xml:space="preserve">Under </w:t>
+      </w:r>
+      <w:r>
+        <w:rPr>
+          <w:b/>
+        </w:rPr>
+        <w:t>Customer privacy</w:t>
+      </w:r>
+      <w:r>
+        <w:t>, set:</w:t>
+      </w:r>
+    </w:p>
+    <w:p>
+      <w:pPr>
+        <w:spacing w:after="160"/>
+        <w:ind w:left="357"/>
+      </w:pPr>
+      <w:r>
+        <w:rPr>
+          <w:b/>
+        </w:rPr>
+        <w:t>Permission → Not required</w:t>
+      </w:r>
+      <w:r>
+        <w:t xml:space="preserve"> ("The pixel will always run.") — this is required for the template to work as documented. The pixel's own internal logic (the </w:t>
+      </w:r>
+      <w:r>
+        <w:rPr>
+          <w:i/>
+        </w:rPr>
+        <w:t>loadGtmOnFollowingConsents</w:t>
+      </w:r>
+      <w:r>
+        <w:t xml:space="preserve"> setting below, plus Shopify's Customer Privacy API) decides whether GTM loads for a given visitor; if you set this to </w:t>
+      </w:r>
+      <w:r>
+        <w:rPr>
+          <w:b/>
+        </w:rPr>
+        <w:t>Required</w:t>
+      </w:r>
+      <w:r>
+        <w:t xml:space="preserve"> instead, Shopify will stop the pixel from running at all for non-consenting visitors, so it would never get the chance to check consent state or react to it.</w:t>
+      </w:r>
+    </w:p>
+    <w:p>
+      <w:pPr>
+        <w:spacing w:after="160"/>
+        <w:ind w:left="357"/>
+      </w:pPr>
+      <w:r>
+        <w:rPr>
+          <w:b/>
+        </w:rPr>
+        <w:t>Data sale → Data collected does not qualify as data sale</w:t>
+      </w:r>
+      <w:r>
+        <w:t xml:space="preserve"> ("The pixel will collect data when the customers opts out of their data being sold.") — the default this template ships with. Whether this classification is correct for your store is a legal determination under applicable data-sale/sharing laws (e.g. US state privacy laws) — confirm it matches your own situation before publishing; it's outside the scope of this template.</w:t>
       </w:r>
     </w:p>
     <w:p>

--- a/shopify-setup/shopify-custom-pixel-setup-guide.docx
+++ b/shopify-setup/shopify-custom-pixel-setup-guide.docx
@@ -1274,6 +1274,96 @@
           </w:p>
         </w:tc>
       </w:tr>
+      <w:tr>
+        <w:tc>
+          <w:tcPr>
+            <w:tcW w:type="dxa" w:w="3020"/>
+            <w:tcMar>
+              <w:top w:w="80" w:type="dxa"/>
+              <w:left w:w="120" w:type="dxa"/>
+              <w:bottom w:w="80" w:type="dxa"/>
+              <w:right w:w="120" w:type="dxa"/>
+            </w:tcMar>
+          </w:tcPr>
+          <w:p>
+            <w:r>
+              <w:rPr>
+                <w:i/>
+                <w:sz w:val="19"/>
+              </w:rPr>
+              <w:t xml:space="preserve">trackUserId</w:t>
+            </w:r>
+          </w:p>
+        </w:tc>
+        <w:tc>
+          <w:tcPr>
+            <w:tcW w:type="dxa" w:w="6340"/>
+            <w:tcMar>
+              <w:top w:w="80" w:type="dxa"/>
+              <w:left w:w="120" w:type="dxa"/>
+              <w:bottom w:w="80" w:type="dxa"/>
+              <w:right w:w="120" w:type="dxa"/>
+            </w:tcMar>
+          </w:tcPr>
+          <w:p>
+            <w:r>
+              <w:rPr>
+                <w:sz w:val="19"/>
+              </w:rPr>
+              <w:t xml:space="preserve">Set to true to send the visitor's Shopify customer ID to GA4 as the user_id parameter, enabling GA4's User-ID feature (cross-device/cross-session reporting for logged-in customers). Ships false.</w:t>
+            </w:r>
+          </w:p>
+        </w:tc>
+      </w:tr>
+    </w:tbl>
+    <w:tbl>
+      <w:tblPr>
+        <w:tblW w:type="auto" w:w="0"/>
+        <w:tblLayout w:type="fixed"/>
+        <w:tblLook w:firstColumn="1" w:firstRow="1" w:lastColumn="0" w:lastRow="0" w:noHBand="0" w:noVBand="1" w:val="04A0"/>
+        <w:tblLayout w:type="fixed"/>
+        <w:tblBorders>
+          <w:left w:val="single" w:sz="24" w:space="0" w:color="auto"/>
+        </w:tblBorders>
+      </w:tblPr>
+      <w:tblGrid>
+        <w:gridCol w:w="9360"/>
+      </w:tblGrid>
+      <w:tr>
+        <w:tc>
+          <w:tcPr>
+            <w:tcW w:type="dxa" w:w="9360"/>
+            <w:shd w:val="clear" w:color="auto" w:fill="F2F2F2"/>
+            <w:tcMar>
+              <w:top w:w="140" w:type="dxa"/>
+              <w:left w:w="200" w:type="dxa"/>
+              <w:bottom w:w="140" w:type="dxa"/>
+              <w:right w:w="200" w:type="dxa"/>
+            </w:tcMar>
+          </w:tcPr>
+          <w:p>
+            <w:r>
+              <w:rPr>
+                <w:sz w:val="20"/>
+              </w:rPr>
+              <w:t xml:space="preserve">💡 Optional — GA4 User-ID (cross-device tracking): </w:t>
+            </w:r>
+            <w:r>
+              <w:rPr>
+                <w:i/>
+                <w:sz w:val="20"/>
+              </w:rPr>
+              <w:t>trackUserId</w:t>
+            </w:r>
+            <w:r>
+              <w:rPr>
+                <w:sz w:val="20"/>
+              </w:rPr>
+              <w:t xml:space="preserve"> is false by default, so no customer ID is sent and GA4's User-ID feature stays off. Enabling it lets GA4 stitch a logged-in customer's sessions together across devices — that's a distinct form of processing from ordinary analytics, so only turn it on once you've confirmed your consent/legal basis actually covers cross-device tracking.</w:t>
+            </w:r>
+          </w:p>
+        </w:tc>
+      </w:tr>
     </w:tbl>
     <w:p/>
     <w:p>

--- a/shopify-setup/shopify-custom-pixel-setup-guide.docx
+++ b/shopify-setup/shopify-custom-pixel-setup-guide.docx
@@ -16,13 +16,12 @@
     </w:p>
     <w:tbl>
       <w:tblPr>
-        <w:tblW w:type="auto" w:w="0"/>
-        <w:tblLayout w:type="fixed"/>
-        <w:tblLook w:firstColumn="1" w:firstRow="1" w:lastColumn="0" w:lastRow="0" w:noHBand="0" w:noVBand="1" w:val="04A0"/>
-        <w:tblLayout w:type="fixed"/>
+        <w:tblW w:w="0" w:type="auto"/>
         <w:tblBorders>
           <w:left w:val="single" w:sz="24" w:space="0" w:color="auto"/>
         </w:tblBorders>
+        <w:tblLayout w:type="fixed"/>
+        <w:tblLook w:val="04A0" w:firstRow="1" w:lastRow="0" w:firstColumn="1" w:lastColumn="0" w:noHBand="0" w:noVBand="1"/>
       </w:tblPr>
       <w:tblGrid>
         <w:gridCol w:w="9360"/>
@@ -30,7 +29,7 @@
       <w:tr>
         <w:tc>
           <w:tcPr>
-            <w:tcW w:type="dxa" w:w="9360"/>
+            <w:tcW w:w="9360" w:type="dxa"/>
             <w:shd w:val="clear" w:color="auto" w:fill="F2F2F2"/>
             <w:tcMar>
               <w:top w:w="140" w:type="dxa"/>
@@ -73,10 +72,7 @@
     </w:p>
     <w:tbl>
       <w:tblPr>
-        <w:tblW w:type="auto" w:w="0"/>
-        <w:tblLayout w:type="fixed"/>
-        <w:tblLook w:firstColumn="1" w:firstRow="1" w:lastColumn="0" w:lastRow="0" w:noHBand="0" w:noVBand="1" w:val="04A0"/>
-        <w:tblLayout w:type="fixed"/>
+        <w:tblW w:w="0" w:type="auto"/>
         <w:tblBorders>
           <w:top w:val="single" w:sz="4" w:space="0" w:color="D9D9D9"/>
           <w:left w:val="single" w:sz="4" w:space="0" w:color="D9D9D9"/>
@@ -85,15 +81,17 @@
           <w:insideH w:val="single" w:sz="4" w:space="0" w:color="D9D9D9"/>
           <w:insideV w:val="single" w:sz="4" w:space="0" w:color="D9D9D9"/>
         </w:tblBorders>
+        <w:tblLayout w:type="fixed"/>
+        <w:tblLook w:val="04A0" w:firstRow="1" w:lastRow="0" w:firstColumn="1" w:lastColumn="0" w:noHBand="0" w:noVBand="1"/>
       </w:tblPr>
       <w:tblGrid>
-        <w:gridCol w:w="4680"/>
-        <w:gridCol w:w="4680"/>
+        <w:gridCol w:w="2340"/>
+        <w:gridCol w:w="7020"/>
       </w:tblGrid>
       <w:tr>
         <w:tc>
           <w:tcPr>
-            <w:tcW w:type="dxa" w:w="2340"/>
+            <w:tcW w:w="2340" w:type="dxa"/>
             <w:shd w:val="clear" w:color="auto" w:fill="F2F2F2"/>
             <w:tcMar>
               <w:top w:w="80" w:type="dxa"/>
@@ -114,7 +112,7 @@
         </w:tc>
         <w:tc>
           <w:tcPr>
-            <w:tcW w:type="dxa" w:w="7020"/>
+            <w:tcW w:w="7020" w:type="dxa"/>
             <w:shd w:val="clear" w:color="auto" w:fill="F2F2F2"/>
             <w:tcMar>
               <w:top w:w="80" w:type="dxa"/>
@@ -137,7 +135,7 @@
       <w:tr>
         <w:tc>
           <w:tcPr>
-            <w:tcW w:type="dxa" w:w="2340"/>
+            <w:tcW w:w="2340" w:type="dxa"/>
             <w:tcMar>
               <w:top w:w="80" w:type="dxa"/>
               <w:left w:w="120" w:type="dxa"/>
@@ -157,7 +155,7 @@
         </w:tc>
         <w:tc>
           <w:tcPr>
-            <w:tcW w:type="dxa" w:w="7020"/>
+            <w:tcW w:w="7020" w:type="dxa"/>
             <w:tcMar>
               <w:top w:w="80" w:type="dxa"/>
               <w:left w:w="120" w:type="dxa"/>
@@ -178,7 +176,7 @@
       <w:tr>
         <w:tc>
           <w:tcPr>
-            <w:tcW w:type="dxa" w:w="2340"/>
+            <w:tcW w:w="2340" w:type="dxa"/>
             <w:tcMar>
               <w:top w:w="80" w:type="dxa"/>
               <w:left w:w="120" w:type="dxa"/>
@@ -198,7 +196,7 @@
         </w:tc>
         <w:tc>
           <w:tcPr>
-            <w:tcW w:type="dxa" w:w="7020"/>
+            <w:tcW w:w="7020" w:type="dxa"/>
             <w:tcMar>
               <w:top w:w="80" w:type="dxa"/>
               <w:left w:w="120" w:type="dxa"/>
@@ -219,7 +217,7 @@
       <w:tr>
         <w:tc>
           <w:tcPr>
-            <w:tcW w:type="dxa" w:w="2340"/>
+            <w:tcW w:w="2340" w:type="dxa"/>
             <w:tcMar>
               <w:top w:w="80" w:type="dxa"/>
               <w:left w:w="120" w:type="dxa"/>
@@ -238,7 +236,7 @@
         </w:tc>
         <w:tc>
           <w:tcPr>
-            <w:tcW w:type="dxa" w:w="7020"/>
+            <w:tcW w:w="7020" w:type="dxa"/>
             <w:tcMar>
               <w:top w:w="80" w:type="dxa"/>
               <w:left w:w="120" w:type="dxa"/>
@@ -358,7 +356,6 @@
     </w:p>
     <w:p>
       <w:pPr>
-        <w:spacing w:after="160"/>
         <w:ind w:left="357"/>
       </w:pPr>
       <w:r>
@@ -373,7 +370,6 @@
     </w:p>
     <w:p>
       <w:pPr>
-        <w:spacing w:after="160"/>
         <w:ind w:left="357"/>
       </w:pPr>
       <w:r>
@@ -414,6 +410,26 @@
     </w:p>
     <w:p>
       <w:pPr>
+        <w:pStyle w:val="Aufzhlungszeichen"/>
+        <w:numPr>
+          <w:ilvl w:val="0"/>
+          <w:numId w:val="0"/>
+        </w:numPr>
+        <w:ind w:left="360" w:hanging="360"/>
+      </w:pPr>
+    </w:p>
+    <w:p>
+      <w:pPr>
+        <w:pStyle w:val="Aufzhlungszeichen"/>
+        <w:numPr>
+          <w:ilvl w:val="0"/>
+          <w:numId w:val="0"/>
+        </w:numPr>
+        <w:ind w:left="360" w:hanging="360"/>
+      </w:pPr>
+    </w:p>
+    <w:p>
+      <w:pPr>
         <w:spacing w:before="360" w:after="120"/>
       </w:pPr>
       <w:r>
@@ -421,13 +437,11 @@
           <w:b/>
           <w:sz w:val="28"/>
         </w:rPr>
+        <w:lastRenderedPageBreak/>
         <w:t>⚙️ Step 2 — Configure your GA4 &amp; Google Ads IDs</w:t>
       </w:r>
     </w:p>
     <w:p>
-      <w:pPr>
-        <w:spacing w:after="160"/>
-      </w:pPr>
       <w:r>
         <w:t xml:space="preserve">All IDs are stored in </w:t>
       </w:r>
@@ -604,13 +618,12 @@
     </w:p>
     <w:tbl>
       <w:tblPr>
-        <w:tblW w:type="auto" w:w="0"/>
-        <w:tblLayout w:type="fixed"/>
-        <w:tblLook w:firstColumn="1" w:firstRow="1" w:lastColumn="0" w:lastRow="0" w:noHBand="0" w:noVBand="1" w:val="04A0"/>
-        <w:tblLayout w:type="fixed"/>
+        <w:tblW w:w="0" w:type="auto"/>
         <w:tblBorders>
           <w:left w:val="single" w:sz="24" w:space="0" w:color="auto"/>
         </w:tblBorders>
+        <w:tblLayout w:type="fixed"/>
+        <w:tblLook w:val="04A0" w:firstRow="1" w:lastRow="0" w:firstColumn="1" w:lastColumn="0" w:noHBand="0" w:noVBand="1"/>
       </w:tblPr>
       <w:tblGrid>
         <w:gridCol w:w="9360"/>
@@ -618,7 +631,7 @@
       <w:tr>
         <w:tc>
           <w:tcPr>
-            <w:tcW w:type="dxa" w:w="9360"/>
+            <w:tcW w:w="9360" w:type="dxa"/>
             <w:shd w:val="clear" w:color="auto" w:fill="F2F2F2"/>
             <w:tcMar>
               <w:top w:w="140" w:type="dxa"/>
@@ -726,7 +739,6 @@
     </w:p>
     <w:p>
       <w:pPr>
-        <w:spacing w:after="160"/>
         <w:ind w:left="357"/>
       </w:pPr>
       <w:r>
@@ -759,7 +771,6 @@
     </w:p>
     <w:p>
       <w:pPr>
-        <w:spacing w:after="160"/>
         <w:ind w:left="357"/>
       </w:pPr>
       <w:r>
@@ -807,12 +818,29 @@
         <w:t xml:space="preserve"> object at the top of the file:</w:t>
       </w:r>
     </w:p>
+    <w:p>
+      <w:pPr>
+        <w:pStyle w:val="Aufzhlungszeichen"/>
+        <w:numPr>
+          <w:ilvl w:val="0"/>
+          <w:numId w:val="0"/>
+        </w:numPr>
+        <w:ind w:left="360" w:hanging="360"/>
+      </w:pPr>
+    </w:p>
+    <w:p>
+      <w:pPr>
+        <w:pStyle w:val="Aufzhlungszeichen"/>
+        <w:numPr>
+          <w:ilvl w:val="0"/>
+          <w:numId w:val="0"/>
+        </w:numPr>
+        <w:ind w:left="360" w:hanging="360"/>
+      </w:pPr>
+    </w:p>
     <w:tbl>
       <w:tblPr>
-        <w:tblW w:type="auto" w:w="0"/>
-        <w:tblLayout w:type="fixed"/>
-        <w:tblLook w:firstColumn="1" w:firstRow="1" w:lastColumn="0" w:lastRow="0" w:noHBand="0" w:noVBand="1" w:val="04A0"/>
-        <w:tblLayout w:type="fixed"/>
+        <w:tblW w:w="0" w:type="auto"/>
         <w:tblBorders>
           <w:top w:val="single" w:sz="4" w:space="0" w:color="D9D9D9"/>
           <w:left w:val="single" w:sz="4" w:space="0" w:color="D9D9D9"/>
@@ -821,15 +849,18 @@
           <w:insideH w:val="single" w:sz="4" w:space="0" w:color="D9D9D9"/>
           <w:insideV w:val="single" w:sz="4" w:space="0" w:color="D9D9D9"/>
         </w:tblBorders>
+        <w:tblLayout w:type="fixed"/>
+        <w:tblLook w:val="04A0" w:firstRow="1" w:lastRow="0" w:firstColumn="1" w:lastColumn="0" w:noHBand="0" w:noVBand="1"/>
       </w:tblPr>
       <w:tblGrid>
-        <w:gridCol w:w="4680"/>
-        <w:gridCol w:w="4680"/>
+        <w:gridCol w:w="3020"/>
+        <w:gridCol w:w="6340"/>
+        <w:gridCol w:w="80"/>
       </w:tblGrid>
       <w:tr>
         <w:tc>
           <w:tcPr>
-            <w:tcW w:type="dxa" w:w="3020"/>
+            <w:tcW w:w="3020" w:type="dxa"/>
             <w:shd w:val="clear" w:color="auto" w:fill="F2F2F2"/>
             <w:tcMar>
               <w:top w:w="80" w:type="dxa"/>
@@ -844,13 +875,15 @@
                 <w:b/>
                 <w:sz w:val="19"/>
               </w:rPr>
+              <w:lastRenderedPageBreak/>
               <w:t>Setting</w:t>
             </w:r>
           </w:p>
         </w:tc>
         <w:tc>
           <w:tcPr>
-            <w:tcW w:type="dxa" w:w="6340"/>
+            <w:tcW w:w="6340" w:type="dxa"/>
+            <w:gridSpan w:val="2"/>
             <w:shd w:val="clear" w:color="auto" w:fill="F2F2F2"/>
             <w:tcMar>
               <w:top w:w="80" w:type="dxa"/>
@@ -873,7 +906,7 @@
       <w:tr>
         <w:tc>
           <w:tcPr>
-            <w:tcW w:type="dxa" w:w="3020"/>
+            <w:tcW w:w="3020" w:type="dxa"/>
             <w:tcMar>
               <w:top w:w="80" w:type="dxa"/>
               <w:left w:w="120" w:type="dxa"/>
@@ -893,7 +926,8 @@
         </w:tc>
         <w:tc>
           <w:tcPr>
-            <w:tcW w:type="dxa" w:w="6340"/>
+            <w:tcW w:w="6340" w:type="dxa"/>
+            <w:gridSpan w:val="2"/>
             <w:tcMar>
               <w:top w:w="80" w:type="dxa"/>
               <w:left w:w="120" w:type="dxa"/>
@@ -914,7 +948,7 @@
       <w:tr>
         <w:tc>
           <w:tcPr>
-            <w:tcW w:type="dxa" w:w="3020"/>
+            <w:tcW w:w="3020" w:type="dxa"/>
             <w:tcMar>
               <w:top w:w="80" w:type="dxa"/>
               <w:left w:w="120" w:type="dxa"/>
@@ -934,7 +968,8 @@
         </w:tc>
         <w:tc>
           <w:tcPr>
-            <w:tcW w:type="dxa" w:w="6340"/>
+            <w:tcW w:w="6340" w:type="dxa"/>
+            <w:gridSpan w:val="2"/>
             <w:tcMar>
               <w:top w:w="80" w:type="dxa"/>
               <w:left w:w="120" w:type="dxa"/>
@@ -994,7 +1029,7 @@
       <w:tr>
         <w:tc>
           <w:tcPr>
-            <w:tcW w:type="dxa" w:w="3020"/>
+            <w:tcW w:w="3020" w:type="dxa"/>
             <w:tcMar>
               <w:top w:w="80" w:type="dxa"/>
               <w:left w:w="120" w:type="dxa"/>
@@ -1014,7 +1049,8 @@
         </w:tc>
         <w:tc>
           <w:tcPr>
-            <w:tcW w:type="dxa" w:w="6340"/>
+            <w:tcW w:w="6340" w:type="dxa"/>
+            <w:gridSpan w:val="2"/>
             <w:tcMar>
               <w:top w:w="80" w:type="dxa"/>
               <w:left w:w="120" w:type="dxa"/>
@@ -1048,7 +1084,7 @@
       <w:tr>
         <w:tc>
           <w:tcPr>
-            <w:tcW w:type="dxa" w:w="3020"/>
+            <w:tcW w:w="3020" w:type="dxa"/>
             <w:tcMar>
               <w:top w:w="80" w:type="dxa"/>
               <w:left w:w="120" w:type="dxa"/>
@@ -1068,7 +1104,8 @@
         </w:tc>
         <w:tc>
           <w:tcPr>
-            <w:tcW w:type="dxa" w:w="6340"/>
+            <w:tcW w:w="6340" w:type="dxa"/>
+            <w:gridSpan w:val="2"/>
             <w:tcMar>
               <w:top w:w="80" w:type="dxa"/>
               <w:left w:w="120" w:type="dxa"/>
@@ -1102,7 +1139,7 @@
       <w:tr>
         <w:tc>
           <w:tcPr>
-            <w:tcW w:type="dxa" w:w="3020"/>
+            <w:tcW w:w="3020" w:type="dxa"/>
             <w:tcMar>
               <w:top w:w="80" w:type="dxa"/>
               <w:left w:w="120" w:type="dxa"/>
@@ -1135,7 +1172,8 @@
         </w:tc>
         <w:tc>
           <w:tcPr>
-            <w:tcW w:type="dxa" w:w="6340"/>
+            <w:tcW w:w="6340" w:type="dxa"/>
+            <w:gridSpan w:val="2"/>
             <w:tcMar>
               <w:top w:w="80" w:type="dxa"/>
               <w:left w:w="120" w:type="dxa"/>
@@ -1195,7 +1233,7 @@
       <w:tr>
         <w:tc>
           <w:tcPr>
-            <w:tcW w:type="dxa" w:w="3020"/>
+            <w:tcW w:w="3020" w:type="dxa"/>
             <w:tcMar>
               <w:top w:w="80" w:type="dxa"/>
               <w:left w:w="120" w:type="dxa"/>
@@ -1215,7 +1253,8 @@
         </w:tc>
         <w:tc>
           <w:tcPr>
-            <w:tcW w:type="dxa" w:w="6340"/>
+            <w:tcW w:w="6340" w:type="dxa"/>
+            <w:gridSpan w:val="2"/>
             <w:tcMar>
               <w:top w:w="80" w:type="dxa"/>
               <w:left w:w="120" w:type="dxa"/>
@@ -1236,7 +1275,7 @@
       <w:tr>
         <w:tc>
           <w:tcPr>
-            <w:tcW w:type="dxa" w:w="3020"/>
+            <w:tcW w:w="3020" w:type="dxa"/>
             <w:tcMar>
               <w:top w:w="80" w:type="dxa"/>
               <w:left w:w="120" w:type="dxa"/>
@@ -1256,7 +1295,8 @@
         </w:tc>
         <w:tc>
           <w:tcPr>
-            <w:tcW w:type="dxa" w:w="6340"/>
+            <w:tcW w:w="6340" w:type="dxa"/>
+            <w:gridSpan w:val="2"/>
             <w:tcMar>
               <w:top w:w="80" w:type="dxa"/>
               <w:left w:w="120" w:type="dxa"/>
@@ -1277,7 +1317,7 @@
       <w:tr>
         <w:tc>
           <w:tcPr>
-            <w:tcW w:type="dxa" w:w="3020"/>
+            <w:tcW w:w="3020" w:type="dxa"/>
             <w:tcMar>
               <w:top w:w="80" w:type="dxa"/>
               <w:left w:w="120" w:type="dxa"/>
@@ -1291,13 +1331,14 @@
                 <w:i/>
                 <w:sz w:val="19"/>
               </w:rPr>
-              <w:t xml:space="preserve">trackUserId</w:t>
+              <w:t>trackUserId</w:t>
             </w:r>
           </w:p>
         </w:tc>
         <w:tc>
           <w:tcPr>
-            <w:tcW w:type="dxa" w:w="6340"/>
+            <w:tcW w:w="6340" w:type="dxa"/>
+            <w:gridSpan w:val="2"/>
             <w:tcMar>
               <w:top w:w="80" w:type="dxa"/>
               <w:left w:w="120" w:type="dxa"/>
@@ -1310,29 +1351,30 @@
               <w:rPr>
                 <w:sz w:val="19"/>
               </w:rPr>
-              <w:t xml:space="preserve">Set to true to send the visitor's Shopify customer ID to GA4 as the user_id parameter, enabling GA4's User-ID feature (cross-device/cross-session reporting for logged-in customers). Ships false.</w:t>
+              <w:t>Set to true to send the visitor's Shopify customer ID to GA4 as the user_id parameter, enabling GA4's User-ID feature (cross-device/cross-session reporting for logged-in customers). Ships false.</w:t>
             </w:r>
           </w:p>
         </w:tc>
       </w:tr>
-    </w:tbl>
-    <w:tbl>
-      <w:tblPr>
-        <w:tblW w:type="auto" w:w="0"/>
-        <w:tblLayout w:type="fixed"/>
-        <w:tblLook w:firstColumn="1" w:firstRow="1" w:lastColumn="0" w:lastRow="0" w:noHBand="0" w:noVBand="1" w:val="04A0"/>
-        <w:tblLayout w:type="fixed"/>
-        <w:tblBorders>
-          <w:left w:val="single" w:sz="24" w:space="0" w:color="auto"/>
-        </w:tblBorders>
-      </w:tblPr>
-      <w:tblGrid>
-        <w:gridCol w:w="9360"/>
-      </w:tblGrid>
       <w:tr>
+        <w:tblPrEx>
+          <w:tblBorders>
+            <w:top w:val="none" w:sz="0" w:space="0" w:color="auto"/>
+            <w:left w:val="single" w:sz="24" w:space="0" w:color="auto"/>
+            <w:bottom w:val="none" w:sz="0" w:space="0" w:color="auto"/>
+            <w:right w:val="none" w:sz="0" w:space="0" w:color="auto"/>
+            <w:insideH w:val="none" w:sz="0" w:space="0" w:color="auto"/>
+            <w:insideV w:val="none" w:sz="0" w:space="0" w:color="auto"/>
+          </w:tblBorders>
+        </w:tblPrEx>
+        <w:trPr>
+          <w:gridAfter w:val="1"/>
+          <w:wAfter w:w="80" w:type="dxa"/>
+        </w:trPr>
         <w:tc>
           <w:tcPr>
-            <w:tcW w:type="dxa" w:w="9360"/>
+            <w:tcW w:w="9360" w:type="dxa"/>
+            <w:gridSpan w:val="2"/>
             <w:shd w:val="clear" w:color="auto" w:fill="F2F2F2"/>
             <w:tcMar>
               <w:top w:w="140" w:type="dxa"/>
@@ -1424,340 +1466,14 @@
         <w:t>.</w:t>
       </w:r>
     </w:p>
-    <w:p/>
-    <w:p>
-      <w:pPr>
-        <w:spacing w:before="360" w:after="120"/>
-      </w:pPr>
-      <w:r>
-        <w:rPr>
-          <w:b/>
-          <w:sz w:val="28"/>
-        </w:rPr>
-        <w:t>🔐 Step 4 — Consent (GDPR)</w:t>
-      </w:r>
-    </w:p>
-    <w:p>
-      <w:pPr>
-        <w:spacing w:after="160"/>
-      </w:pPr>
-      <w:r>
-        <w:t xml:space="preserve">This template reads consent state from Shopify's native </w:t>
-      </w:r>
-      <w:r>
-        <w:rPr>
-          <w:b/>
-        </w:rPr>
-        <w:t>Customer Privacy API</w:t>
-      </w:r>
-      <w:r>
-        <w:t xml:space="preserve"> — it does </w:t>
-      </w:r>
-      <w:r>
-        <w:rPr>
-          <w:b/>
-        </w:rPr>
-        <w:t>not</w:t>
-      </w:r>
-      <w:r>
-        <w:t xml:space="preserve"> ship its own cookie banner. Make sure one of the following is in place before going live:</w:t>
-      </w:r>
-    </w:p>
-    <w:p>
-      <w:pPr>
-        <w:pStyle w:val="Aufzhlungszeichen"/>
-      </w:pPr>
-      <w:r>
-        <w:t xml:space="preserve">Shopify's built-in </w:t>
-      </w:r>
-      <w:r>
-        <w:rPr>
-          <w:b/>
-        </w:rPr>
-        <w:t>Customer Privacy</w:t>
-      </w:r>
-      <w:r>
-        <w:t xml:space="preserve"> settings (</w:t>
-      </w:r>
-      <w:r>
-        <w:rPr>
-          <w:b/>
-        </w:rPr>
-        <w:t>Settings → Customer privacy</w:t>
-      </w:r>
-      <w:r>
-        <w:t>) with a consent banner enabled, or</w:t>
-      </w:r>
-    </w:p>
-    <w:p>
-      <w:pPr>
-        <w:pStyle w:val="Aufzhlungszeichen"/>
-      </w:pPr>
-      <w:r>
-        <w:t xml:space="preserve">A third-party Consent Management Platform (CMP) that is integrated with Shopify's </w:t>
-      </w:r>
-      <w:r>
-        <w:rPr>
-          <w:i/>
-        </w:rPr>
-        <w:t>customerPrivacy</w:t>
-      </w:r>
-      <w:r>
-        <w:t xml:space="preserve"> API (so </w:t>
-      </w:r>
-      <w:r>
-        <w:rPr>
-          <w:i/>
-        </w:rPr>
-        <w:t>analyticsProcessingAllowed</w:t>
-      </w:r>
-      <w:r>
-        <w:t xml:space="preserve"> / </w:t>
-      </w:r>
-      <w:r>
-        <w:rPr>
-          <w:i/>
-        </w:rPr>
-        <w:t>marketingAllowed</w:t>
-      </w:r>
-      <w:r>
-        <w:t xml:space="preserve"> reflect real visitor choices).</w:t>
-      </w:r>
-    </w:p>
-    <w:p>
-      <w:pPr>
-        <w:spacing w:after="200"/>
-      </w:pPr>
-      <w:r>
-        <w:t xml:space="preserve">Without a working consent source, all visitors are treated as </w:t>
-      </w:r>
-      <w:r>
-        <w:rPr>
-          <w:b/>
-        </w:rPr>
-        <w:t>not consented</w:t>
-      </w:r>
-      <w:r>
-        <w:t xml:space="preserve"> by default (</w:t>
-      </w:r>
-      <w:r>
-        <w:rPr>
-          <w:i/>
-        </w:rPr>
-        <w:t>ad_storage</w:t>
-      </w:r>
-      <w:r>
-        <w:t xml:space="preserve">, </w:t>
-      </w:r>
-      <w:r>
-        <w:rPr>
-          <w:i/>
-        </w:rPr>
-        <w:t>analytics_storage</w:t>
-      </w:r>
-      <w:r>
-        <w:t xml:space="preserve">, </w:t>
-      </w:r>
-      <w:r>
-        <w:rPr>
-          <w:i/>
-        </w:rPr>
-        <w:t>ad_user_data</w:t>
-      </w:r>
-      <w:r>
-        <w:t xml:space="preserve">, </w:t>
-      </w:r>
-      <w:r>
-        <w:rPr>
-          <w:i/>
-        </w:rPr>
-        <w:t>ad_personalization</w:t>
-      </w:r>
-      <w:r>
-        <w:t xml:space="preserve"> all </w:t>
-      </w:r>
-      <w:r>
-        <w:rPr>
-          <w:i/>
-        </w:rPr>
-        <w:t>denied</w:t>
-      </w:r>
-      <w:r>
-        <w:t>).</w:t>
-      </w:r>
-    </w:p>
-    <w:p>
-      <w:pPr>
-        <w:spacing w:after="200"/>
-      </w:pPr>
-      <w:r>
-        <w:t xml:space="preserve">What actually happens for a non-consenting visitor depends on the </w:t>
-      </w:r>
-      <w:r>
-        <w:rPr>
-          <w:i/>
-        </w:rPr>
-        <w:t>loadGtmOnFollowingConsents</w:t>
-      </w:r>
-      <w:r>
-        <w:t xml:space="preserve"> setting from Step 3: if it requires consent categories the visitor hasn't granted, GTM never loads for them, and nothing — not even modeled or anonymous data — reaches GA4 or Google Ads. If you leave that setting empty so GTM loads unconditionally, Google's own Consent Mode v2 behavior takes over for denied visitors (cookieless, modeled data); confirming that matches your legal basis is on you, not this template.</w:t>
-      </w:r>
-    </w:p>
-    <w:p>
-      <w:r>
-        <w:t xml:space="preserve">Shopify still fires its underlying </w:t>
-      </w:r>
-      <w:r>
-        <w:rPr>
-          <w:i/>
-        </w:rPr>
-        <w:t>checkout_completed</w:t>
-      </w:r>
-      <w:r>
-        <w:t xml:space="preserve"> pixel event regardless of consent state — that's how Shopify's Customer Events system works, independent of this template — so the pixel always attempts to push a </w:t>
-      </w:r>
-      <w:r>
-        <w:rPr>
-          <w:i/>
-        </w:rPr>
-        <w:t>purchase</w:t>
-      </w:r>
-      <w:r>
-        <w:t xml:space="preserve"> event to the dataLayer. Whether it actually reaches GTM/GA4/Google Ads depends on whether GTM has loaded per the rule above.</w:t>
-      </w:r>
-    </w:p>
-    <w:p/>
-    <w:p>
-      <w:pPr>
-        <w:spacing w:before="360" w:after="120"/>
-      </w:pPr>
-      <w:r>
-        <w:rPr>
-          <w:b/>
-          <w:sz w:val="28"/>
-        </w:rPr>
-        <w:t>🧪 Step 5 — Testing</w:t>
-      </w:r>
-    </w:p>
-    <w:p>
-      <w:pPr>
-        <w:pStyle w:val="Aufzhlungszeichen"/>
-      </w:pPr>
-      <w:r>
-        <w:t xml:space="preserve">In GTM, click </w:t>
-      </w:r>
-      <w:r>
-        <w:rPr>
-          <w:b/>
-        </w:rPr>
-        <w:t>Preview</w:t>
-      </w:r>
-      <w:r>
-        <w:t xml:space="preserve"> and connect it to your storefront (append </w:t>
-      </w:r>
-      <w:r>
-        <w:rPr>
-          <w:i/>
-        </w:rPr>
-        <w:t>?gtm_debug=x</w:t>
-      </w:r>
-      <w:r>
-        <w:t xml:space="preserve"> or use the Preview panel's URL field).</w:t>
-      </w:r>
-    </w:p>
-    <w:p>
-      <w:pPr>
-        <w:pStyle w:val="Aufzhlungszeichen"/>
-      </w:pPr>
-      <w:r>
-        <w:t>On your store, trigger a few events: view a product, add to cart, start checkout, complete a test order.</w:t>
-      </w:r>
-    </w:p>
-    <w:p>
-      <w:pPr>
-        <w:pStyle w:val="Aufzhlungszeichen"/>
-      </w:pPr>
-      <w:r>
-        <w:t>In the GTM Preview panel, confirm each event fires (</w:t>
-      </w:r>
-      <w:r>
-        <w:rPr>
-          <w:i/>
-        </w:rPr>
-        <w:t>page_view</w:t>
-      </w:r>
-      <w:r>
-        <w:t xml:space="preserve">, </w:t>
-      </w:r>
-      <w:r>
-        <w:rPr>
-          <w:i/>
-        </w:rPr>
-        <w:t>view_item</w:t>
-      </w:r>
-      <w:r>
-        <w:t xml:space="preserve">, </w:t>
-      </w:r>
-      <w:r>
-        <w:rPr>
-          <w:i/>
-        </w:rPr>
-        <w:t>add_to_cart</w:t>
-      </w:r>
-      <w:r>
-        <w:t xml:space="preserve">, </w:t>
-      </w:r>
-      <w:r>
-        <w:rPr>
-          <w:i/>
-        </w:rPr>
-        <w:t>begin_checkout</w:t>
-      </w:r>
-      <w:r>
-        <w:t xml:space="preserve">, </w:t>
-      </w:r>
-      <w:r>
-        <w:rPr>
-          <w:i/>
-        </w:rPr>
-        <w:t>purchase</w:t>
-      </w:r>
-      <w:r>
-        <w:t xml:space="preserve">, etc.) with the expected </w:t>
-      </w:r>
-      <w:r>
-        <w:rPr>
-          <w:i/>
-        </w:rPr>
-        <w:t>ecommerce</w:t>
-      </w:r>
-      <w:r>
-        <w:t xml:space="preserve"> and </w:t>
-      </w:r>
-      <w:r>
-        <w:rPr>
-          <w:i/>
-        </w:rPr>
-        <w:t>user</w:t>
-      </w:r>
-      <w:r>
-        <w:t xml:space="preserve"> data.</w:t>
-      </w:r>
-    </w:p>
-    <w:p>
-      <w:pPr>
-        <w:pStyle w:val="Aufzhlungszeichen"/>
-      </w:pPr>
-      <w:r>
-        <w:t>To see raw dataLayer pushes in your browser console, temporarily add this line near the top of the pixel code, then remove it again before publishing live:</w:t>
-      </w:r>
-    </w:p>
     <w:tbl>
       <w:tblPr>
-        <w:tblW w:type="auto" w:w="0"/>
+        <w:tblW w:w="0" w:type="auto"/>
+        <w:tblBorders>
+          <w:left w:val="single" w:sz="24" w:space="0" w:color="auto"/>
+        </w:tblBorders>
         <w:tblLayout w:type="fixed"/>
-        <w:tblLook w:firstColumn="1" w:firstRow="1" w:lastColumn="0" w:lastRow="0" w:noHBand="0" w:noVBand="1" w:val="04A0"/>
-        <w:tblLayout w:type="fixed"/>
+        <w:tblLook w:val="04A0" w:firstRow="1" w:lastRow="0" w:firstColumn="1" w:lastColumn="0" w:noHBand="0" w:noVBand="1"/>
       </w:tblPr>
       <w:tblGrid>
         <w:gridCol w:w="9360"/>
@@ -1765,7 +1481,403 @@
       <w:tr>
         <w:tc>
           <w:tcPr>
-            <w:tcW w:type="dxa" w:w="9360"/>
+            <w:tcW w:w="9360" w:type="dxa"/>
+            <w:shd w:val="clear" w:color="auto" w:fill="F2F2F2"/>
+            <w:tcMar>
+              <w:top w:w="140" w:type="dxa"/>
+              <w:left w:w="200" w:type="dxa"/>
+              <w:bottom w:w="140" w:type="dxa"/>
+              <w:right w:w="200" w:type="dxa"/>
+            </w:tcMar>
+          </w:tcPr>
+          <w:p>
+            <w:r>
+              <w:rPr>
+                <w:sz w:val="20"/>
+              </w:rPr>
+              <w:t xml:space="preserve">💡 You can ignore the "not subscribed to any events" warning: Shopify's pixel editor may show </w:t>
+            </w:r>
+            <w:r>
+              <w:rPr>
+                <w:i/>
+                <w:sz w:val="20"/>
+              </w:rPr>
+              <w:t>"Pixel will not track any customer behavior because it is not subscribed to any events."</w:t>
+            </w:r>
+            <w:r>
+              <w:rPr>
+                <w:sz w:val="20"/>
+              </w:rPr>
+              <w:t xml:space="preserve"> This is a false positive, not a bug. Shopify detects subscriptions by scanning the raw source for the literal text </w:t>
+            </w:r>
+            <w:r>
+              <w:rPr>
+                <w:i/>
+                <w:sz w:val="20"/>
+              </w:rPr>
+              <w:t>analytics.subscribe(</w:t>
+            </w:r>
+            <w:r>
+              <w:rPr>
+                <w:sz w:val="20"/>
+              </w:rPr>
+              <w:t xml:space="preserve"> — but this template calls </w:t>
+            </w:r>
+            <w:r>
+              <w:rPr>
+                <w:i/>
+                <w:sz w:val="20"/>
+              </w:rPr>
+              <w:t>analytics?.subscribe?.(...)</w:t>
+            </w:r>
+            <w:r>
+              <w:rPr>
+                <w:sz w:val="20"/>
+              </w:rPr>
+              <w:t xml:space="preserve"> (optional chaining, so the pixel never throws if the API isn't ready yet), which that scan doesn't recognize. The pixel is still fully subscribed and events fire correctly regardless of this warning; confirm it yourself using GTM's Preview mode in Step 5.</w:t>
+            </w:r>
+          </w:p>
+        </w:tc>
+      </w:tr>
+    </w:tbl>
+    <w:p/>
+    <w:p>
+      <w:pPr>
+        <w:spacing w:before="360" w:after="120"/>
+      </w:pPr>
+      <w:r>
+        <w:rPr>
+          <w:b/>
+          <w:sz w:val="28"/>
+        </w:rPr>
+        <w:t>🔐 Step 4 — Consent (GDPR)</w:t>
+      </w:r>
+    </w:p>
+    <w:p>
+      <w:r>
+        <w:t xml:space="preserve">This template reads consent state from Shopify's native </w:t>
+      </w:r>
+      <w:r>
+        <w:rPr>
+          <w:b/>
+        </w:rPr>
+        <w:t>Customer Privacy API</w:t>
+      </w:r>
+      <w:r>
+        <w:t xml:space="preserve"> — it does </w:t>
+      </w:r>
+      <w:r>
+        <w:rPr>
+          <w:b/>
+        </w:rPr>
+        <w:t>not</w:t>
+      </w:r>
+      <w:r>
+        <w:t xml:space="preserve"> ship its own cookie banner. Make sure one of the following is in place before going live:</w:t>
+      </w:r>
+    </w:p>
+    <w:p>
+      <w:pPr>
+        <w:pStyle w:val="Aufzhlungszeichen"/>
+      </w:pPr>
+      <w:r>
+        <w:t xml:space="preserve">Shopify's built-in </w:t>
+      </w:r>
+      <w:r>
+        <w:rPr>
+          <w:b/>
+        </w:rPr>
+        <w:t>Customer Privacy</w:t>
+      </w:r>
+      <w:r>
+        <w:t xml:space="preserve"> settings (</w:t>
+      </w:r>
+      <w:r>
+        <w:rPr>
+          <w:b/>
+        </w:rPr>
+        <w:t>Settings → Customer privacy</w:t>
+      </w:r>
+      <w:r>
+        <w:t>) with a consent banner enabled, or</w:t>
+      </w:r>
+    </w:p>
+    <w:p>
+      <w:pPr>
+        <w:pStyle w:val="Aufzhlungszeichen"/>
+      </w:pPr>
+      <w:r>
+        <w:t xml:space="preserve">A third-party Consent Management Platform (CMP) that is integrated with Shopify's </w:t>
+      </w:r>
+      <w:r>
+        <w:rPr>
+          <w:i/>
+        </w:rPr>
+        <w:t>customerPrivacy</w:t>
+      </w:r>
+      <w:r>
+        <w:t xml:space="preserve"> API (so </w:t>
+      </w:r>
+      <w:r>
+        <w:rPr>
+          <w:i/>
+        </w:rPr>
+        <w:t>analyticsProcessingAllowed</w:t>
+      </w:r>
+      <w:r>
+        <w:t xml:space="preserve"> / </w:t>
+      </w:r>
+      <w:r>
+        <w:rPr>
+          <w:i/>
+        </w:rPr>
+        <w:t>marketingAllowed</w:t>
+      </w:r>
+      <w:r>
+        <w:t xml:space="preserve"> reflect real visitor choices).</w:t>
+      </w:r>
+    </w:p>
+    <w:p>
+      <w:pPr>
+        <w:spacing w:after="200"/>
+      </w:pPr>
+      <w:r>
+        <w:t xml:space="preserve">Without a working consent source, all visitors are treated as </w:t>
+      </w:r>
+      <w:r>
+        <w:rPr>
+          <w:b/>
+        </w:rPr>
+        <w:t>not consented</w:t>
+      </w:r>
+      <w:r>
+        <w:t xml:space="preserve"> by default (</w:t>
+      </w:r>
+      <w:r>
+        <w:rPr>
+          <w:i/>
+        </w:rPr>
+        <w:t>ad_storage</w:t>
+      </w:r>
+      <w:r>
+        <w:t xml:space="preserve">, </w:t>
+      </w:r>
+      <w:r>
+        <w:rPr>
+          <w:i/>
+        </w:rPr>
+        <w:t>analytics_storage</w:t>
+      </w:r>
+      <w:r>
+        <w:t xml:space="preserve">, </w:t>
+      </w:r>
+      <w:r>
+        <w:rPr>
+          <w:i/>
+        </w:rPr>
+        <w:t>ad_user_data</w:t>
+      </w:r>
+      <w:r>
+        <w:t xml:space="preserve">, </w:t>
+      </w:r>
+      <w:r>
+        <w:rPr>
+          <w:i/>
+        </w:rPr>
+        <w:t>ad_personalization</w:t>
+      </w:r>
+      <w:r>
+        <w:t xml:space="preserve"> all </w:t>
+      </w:r>
+      <w:r>
+        <w:rPr>
+          <w:i/>
+        </w:rPr>
+        <w:t>denied</w:t>
+      </w:r>
+      <w:r>
+        <w:t>).</w:t>
+      </w:r>
+    </w:p>
+    <w:p>
+      <w:pPr>
+        <w:spacing w:after="200"/>
+      </w:pPr>
+      <w:r>
+        <w:t xml:space="preserve">What actually happens for a non-consenting visitor depends on the </w:t>
+      </w:r>
+      <w:r>
+        <w:rPr>
+          <w:i/>
+        </w:rPr>
+        <w:t>loadGtmOnFollowingConsents</w:t>
+      </w:r>
+      <w:r>
+        <w:t xml:space="preserve"> setting from Step 3: if it requires consent categories the visitor hasn't granted, GTM never loads for them, and nothing — not even modeled or anonymous data — reaches GA4 or Google Ads. If you leave that setting empty so GTM loads unconditionally, Google's own Consent Mode v2 behavior takes over for denied visitors (cookieless, modeled data); confirming that matches your legal basis is on you, not this template.</w:t>
+      </w:r>
+    </w:p>
+    <w:p>
+      <w:r>
+        <w:t xml:space="preserve">Shopify still fires its underlying </w:t>
+      </w:r>
+      <w:r>
+        <w:rPr>
+          <w:i/>
+        </w:rPr>
+        <w:t>checkout_completed</w:t>
+      </w:r>
+      <w:r>
+        <w:t xml:space="preserve"> pixel event regardless of consent state — that's how Shopify's Customer Events system works, independent of this template — so the pixel always attempts to push a </w:t>
+      </w:r>
+      <w:r>
+        <w:rPr>
+          <w:i/>
+        </w:rPr>
+        <w:t>purchase</w:t>
+      </w:r>
+      <w:r>
+        <w:t xml:space="preserve"> event to the dataLayer. Whether it actually reaches GTM/GA4/Google Ads depends on whether GTM has loaded per the rule above.</w:t>
+      </w:r>
+    </w:p>
+    <w:p/>
+    <w:p>
+      <w:pPr>
+        <w:spacing w:before="360" w:after="120"/>
+      </w:pPr>
+      <w:r>
+        <w:rPr>
+          <w:b/>
+          <w:sz w:val="28"/>
+        </w:rPr>
+        <w:t>🧪 Step 5 — Testing</w:t>
+      </w:r>
+    </w:p>
+    <w:p>
+      <w:pPr>
+        <w:pStyle w:val="Aufzhlungszeichen"/>
+      </w:pPr>
+      <w:r>
+        <w:t xml:space="preserve">In GTM, click </w:t>
+      </w:r>
+      <w:r>
+        <w:rPr>
+          <w:b/>
+        </w:rPr>
+        <w:t>Preview</w:t>
+      </w:r>
+      <w:r>
+        <w:t xml:space="preserve"> and connect it to your storefront (append </w:t>
+      </w:r>
+      <w:r>
+        <w:rPr>
+          <w:i/>
+        </w:rPr>
+        <w:t>?gtm_debug=x</w:t>
+      </w:r>
+      <w:r>
+        <w:t xml:space="preserve"> or use the Preview panel's URL field).</w:t>
+      </w:r>
+    </w:p>
+    <w:p>
+      <w:pPr>
+        <w:pStyle w:val="Aufzhlungszeichen"/>
+      </w:pPr>
+      <w:r>
+        <w:t>On your store, trigger a few events: view a product, add to cart, start checkout, complete a test order.</w:t>
+      </w:r>
+    </w:p>
+    <w:p>
+      <w:pPr>
+        <w:pStyle w:val="Aufzhlungszeichen"/>
+      </w:pPr>
+      <w:r>
+        <w:t>In the GTM Preview panel, confirm each event fires (</w:t>
+      </w:r>
+      <w:r>
+        <w:rPr>
+          <w:i/>
+        </w:rPr>
+        <w:t>page_view</w:t>
+      </w:r>
+      <w:r>
+        <w:t xml:space="preserve">, </w:t>
+      </w:r>
+      <w:r>
+        <w:rPr>
+          <w:i/>
+        </w:rPr>
+        <w:t>view_item</w:t>
+      </w:r>
+      <w:r>
+        <w:t xml:space="preserve">, </w:t>
+      </w:r>
+      <w:r>
+        <w:rPr>
+          <w:i/>
+        </w:rPr>
+        <w:t>add_to_cart</w:t>
+      </w:r>
+      <w:r>
+        <w:t xml:space="preserve">, </w:t>
+      </w:r>
+      <w:r>
+        <w:rPr>
+          <w:i/>
+        </w:rPr>
+        <w:t>begin_checkout</w:t>
+      </w:r>
+      <w:r>
+        <w:t xml:space="preserve">, </w:t>
+      </w:r>
+      <w:r>
+        <w:rPr>
+          <w:i/>
+        </w:rPr>
+        <w:t>purchase</w:t>
+      </w:r>
+      <w:r>
+        <w:t xml:space="preserve">, etc.) with the expected </w:t>
+      </w:r>
+      <w:r>
+        <w:rPr>
+          <w:i/>
+        </w:rPr>
+        <w:t>ecommerce</w:t>
+      </w:r>
+      <w:r>
+        <w:t xml:space="preserve"> and </w:t>
+      </w:r>
+      <w:r>
+        <w:rPr>
+          <w:i/>
+        </w:rPr>
+        <w:t>user</w:t>
+      </w:r>
+      <w:r>
+        <w:t xml:space="preserve"> data.</w:t>
+      </w:r>
+    </w:p>
+    <w:p>
+      <w:pPr>
+        <w:pStyle w:val="Aufzhlungszeichen"/>
+      </w:pPr>
+      <w:r>
+        <w:t>To see raw dataLayer pushes in your browser console, temporarily add this line near the top of the pixel code, then remove it again before publishing live:</w:t>
+      </w:r>
+    </w:p>
+    <w:tbl>
+      <w:tblPr>
+        <w:tblW w:w="0" w:type="auto"/>
+        <w:tblLayout w:type="fixed"/>
+        <w:tblLook w:val="04A0" w:firstRow="1" w:lastRow="0" w:firstColumn="1" w:lastColumn="0" w:noHBand="0" w:noVBand="1"/>
+      </w:tblPr>
+      <w:tblGrid>
+        <w:gridCol w:w="9360"/>
+      </w:tblGrid>
+      <w:tr>
+        <w:tc>
+          <w:tcPr>
+            <w:tcW w:w="9360" w:type="dxa"/>
             <w:shd w:val="clear" w:color="auto" w:fill="F2F2F2"/>
             <w:tcMar>
               <w:top w:w="100" w:type="dxa"/>
@@ -1788,7 +1900,6 @@
     </w:tbl>
     <w:p>
       <w:pPr>
-        <w:spacing w:after="160"/>
         <w:ind w:left="357"/>
       </w:pPr>
       <w:r>
@@ -1853,6 +1964,7 @@
         <w:pStyle w:val="Aufzhlungszeichen"/>
       </w:pPr>
       <w:r>
+        <w:lastRenderedPageBreak/>
         <w:t xml:space="preserve">Once everything checks out, publish your GTM workspace and confirm the pixel is </w:t>
       </w:r>
       <w:r>
@@ -1863,6 +1975,117 @@
       </w:r>
       <w:r>
         <w:t xml:space="preserve"> in Shopify.</w:t>
+      </w:r>
+    </w:p>
+    <w:p/>
+    <w:p>
+      <w:pPr>
+        <w:spacing w:before="360" w:after="120"/>
+      </w:pPr>
+      <w:r>
+        <w:rPr>
+          <w:b/>
+          <w:sz w:val="28"/>
+        </w:rPr>
+        <w:t>⚖️ Step 6 — Legal / GDPR Review (before going live)</w:t>
+      </w:r>
+    </w:p>
+    <w:p>
+      <w:r>
+        <w:t xml:space="preserve">Before publishing, check the following with your </w:t>
+      </w:r>
+      <w:r>
+        <w:rPr>
+          <w:b/>
+        </w:rPr>
+        <w:t>data protection officer / GDPR officer / legal counsel</w:t>
+      </w:r>
+      <w:r>
+        <w:t xml:space="preserve"> — these are legal determinations for your specific business, not technical defaults this template can decide for you:</w:t>
+      </w:r>
+    </w:p>
+    <w:p>
+      <w:pPr>
+        <w:pStyle w:val="Aufzhlungszeichen"/>
+      </w:pPr>
+      <w:r>
+        <w:rPr>
+          <w:b/>
+          <w:i/>
+        </w:rPr>
+        <w:t>trackUserId</w:t>
+      </w:r>
+      <w:r>
+        <w:t xml:space="preserve"> — whether you're allowed to set this to </w:t>
+      </w:r>
+      <w:r>
+        <w:rPr>
+          <w:i/>
+        </w:rPr>
+        <w:t>true</w:t>
+      </w:r>
+      <w:r>
+        <w:t xml:space="preserve"> in </w:t>
+      </w:r>
+      <w:r>
+        <w:rPr>
+          <w:b/>
+          <w:i/>
+        </w:rPr>
+        <w:t>shopify-custom-pixel.js</w:t>
+      </w:r>
+      <w:r>
+        <w:t xml:space="preserve"> to send the visitor's Shopify customer ID to GA4, enabling cross-device tracking of logged-in customers.</w:t>
+      </w:r>
+    </w:p>
+    <w:p>
+      <w:pPr>
+        <w:pStyle w:val="Aufzhlungszeichen"/>
+      </w:pPr>
+      <w:r>
+        <w:rPr>
+          <w:b/>
+        </w:rPr>
+        <w:t>Sending user data to Google Ads</w:t>
+      </w:r>
+      <w:r>
+        <w:t xml:space="preserve"> — whether you're allowed to send customer data (hashed and/or clear-text, per </w:t>
+      </w:r>
+      <w:r>
+        <w:rPr>
+          <w:i/>
+        </w:rPr>
+        <w:t>pushHashedUserData</w:t>
+      </w:r>
+      <w:r>
+        <w:t xml:space="preserve"> / </w:t>
+      </w:r>
+      <w:r>
+        <w:rPr>
+          <w:i/>
+        </w:rPr>
+        <w:t>pushClearUserData</w:t>
+      </w:r>
+      <w:r>
+        <w:t xml:space="preserve">) to Google Ads for Enhanced Conversions. Only if yes, unpause the tag </w:t>
+      </w:r>
+      <w:r>
+        <w:rPr>
+          <w:b/>
+          <w:i/>
+        </w:rPr>
+        <w:t>GAds - Event - User Data (unpause, if allowed)</w:t>
+      </w:r>
+      <w:r>
+        <w:t xml:space="preserve"> in your GTM container — it ships paused by default.</w:t>
+      </w:r>
+    </w:p>
+    <w:p>
+      <w:pPr>
+        <w:spacing w:after="200"/>
+      </w:pPr>
+      <w:r>
+        <w:t>Both settings default to off/paused for this reason. Leave them off unless your GDPR officer has explicitly confirmed your consent setup and legal basis cover them.</w:t>
       </w:r>
     </w:p>
     <w:p/>
@@ -1934,9 +2157,32 @@
         <w:t xml:space="preserve"> Sold strictly "as-is" without guaranteed future API updates. Implementation and use are entirely at your own risk. The author assumes no liability for data loss, tracking disruptions, misconfigured consent settings, or financial damages.</w:t>
       </w:r>
     </w:p>
+    <w:p>
+      <w:pPr>
+        <w:pStyle w:val="Aufzhlungszeichen"/>
+      </w:pPr>
+      <w:r>
+        <w:rPr>
+          <w:b/>
+        </w:rPr>
+        <w:t>No Compliance Guarantee:</w:t>
+      </w:r>
+      <w:r>
+        <w:t xml:space="preserve"> This template is a technical starting point, not a guarantee of legal compliance. The initial setup as shipped is not guaranteed to be fully GDPR-compliant for your specific business. You are solely responsible for reviewing the final configuration — consent setup, </w:t>
+      </w:r>
+      <w:r>
+        <w:rPr>
+          <w:i/>
+        </w:rPr>
+        <w:t>trackUserId</w:t>
+      </w:r>
+      <w:r>
+        <w:t>, data sent to Google Ads, and all other settings — with your own data protection officer or legal counsel before going live.</w:t>
+      </w:r>
+    </w:p>
     <w:sectPr>
-      <w:headerReference w:type="default" r:id="rId13"/>
-      <w:footerReference w:type="default" r:id="rId14"/>
+      <w:headerReference w:type="default" r:id="rId8"/>
+      <w:footerReference w:type="default" r:id="rId9"/>
       <w:pgSz w:w="12240" w:h="15840"/>
       <w:pgMar w:top="1440" w:right="1440" w:bottom="1440" w:left="1440" w:header="720" w:footer="720" w:gutter="0"/>
       <w:cols w:space="720"/>
@@ -3260,6 +3506,7 @@
   <w:style w:type="character" w:default="1" w:styleId="Absatz-Standardschriftart">
     <w:name w:val="Default Paragraph Font"/>
     <w:uiPriority w:val="1"/>
+    <w:semiHidden/>
     <w:unhideWhenUsed/>
   </w:style>
   <w:style w:type="table" w:default="1" w:styleId="NormaleTabelle">
